--- a/docs/dokument-vystup1.docx
+++ b/docs/dokument-vystup1.docx
@@ -504,7 +504,19 @@
         <w:rPr>
           <w:lang w:eastAsia="cs-CZ"/>
         </w:rPr>
-        <w:t>uživatel vytvořil objednávku</w:t>
+        <w:t xml:space="preserve">uživatel </w:t>
+      </w:r>
+      <w:r>
+        <w:rPr>
+          <w:lang w:eastAsia="cs-CZ"/>
+        </w:rPr>
+        <w:t xml:space="preserve">potvrdil </w:t>
+      </w:r>
+      <w:r>
+        <w:rPr>
+          <w:lang w:eastAsia="cs-CZ"/>
+        </w:rPr>
+        <w:t>objednávku</w:t>
       </w:r>
       <w:r>
         <w:rPr>
@@ -640,21 +652,7 @@
         <w:rPr>
           <w:lang w:eastAsia="cs-CZ"/>
         </w:rPr>
-        <w:t xml:space="preserve"> od </w:t>
-      </w:r>
-      <w:proofErr w:type="spellStart"/>
-      <w:r>
-        <w:rPr>
-          <w:lang w:eastAsia="cs-CZ"/>
-        </w:rPr>
-        <w:t>doprávní</w:t>
-      </w:r>
-      <w:proofErr w:type="spellEnd"/>
-      <w:r>
-        <w:rPr>
-          <w:lang w:eastAsia="cs-CZ"/>
-        </w:rPr>
-        <w:t xml:space="preserve"> společnosti přišla zpráva o doručení</w:t>
+        <w:t xml:space="preserve"> od doprávní společnosti přišla zpráva o doručení</w:t>
       </w:r>
       <w:r>
         <w:rPr>
@@ -1316,6 +1314,8 @@
       </w:pPr>
       <w:r>
         <w:rPr>
+          <w:b/>
+          <w:bCs/>
           <w:lang w:eastAsia="cs-CZ"/>
         </w:rPr>
         <w:t>Business entita:</w:t>
@@ -1345,6 +1345,8 @@
       </w:pPr>
       <w:r>
         <w:rPr>
+          <w:b/>
+          <w:bCs/>
           <w:lang w:eastAsia="cs-CZ"/>
         </w:rPr>
         <w:t>Účel entity:</w:t>
@@ -1359,7 +1361,7 @@
         <w:rPr>
           <w:lang w:eastAsia="cs-CZ"/>
         </w:rPr>
-        <w:t>Reprezentuje zápis konkrétního studenta na konkrétní cvičení.</w:t>
+        <w:t>Reprezentuje dočasný výběr produktů, které si uživatel hodlá zakoupit.</w:t>
       </w:r>
     </w:p>
     <w:p>
@@ -1384,6 +1386,7 @@
     <w:p>
       <w:pPr>
         <w:spacing w:after="0" w:line="240" w:lineRule="auto"/>
+        <w:ind w:left="360"/>
         <w:rPr>
           <w:rFonts w:ascii="Times New Roman" w:hAnsi="Times New Roman"/>
           <w:sz w:val="24"/>
@@ -1406,6 +1409,7 @@
           <w:numId w:val="25"/>
         </w:numPr>
         <w:spacing w:after="0" w:line="240" w:lineRule="auto"/>
+        <w:ind w:left="1080"/>
         <w:rPr>
           <w:rFonts w:ascii="Times New Roman" w:hAnsi="Times New Roman"/>
           <w:sz w:val="24"/>
@@ -1428,6 +1432,7 @@
           <w:numId w:val="25"/>
         </w:numPr>
         <w:spacing w:after="0" w:line="240" w:lineRule="auto"/>
+        <w:ind w:left="1080"/>
         <w:rPr>
           <w:rFonts w:ascii="Times New Roman" w:hAnsi="Times New Roman"/>
           <w:sz w:val="24"/>
@@ -1450,6 +1455,7 @@
           <w:numId w:val="25"/>
         </w:numPr>
         <w:spacing w:after="0" w:line="240" w:lineRule="auto"/>
+        <w:ind w:left="1080"/>
         <w:rPr>
           <w:rFonts w:ascii="Times New Roman" w:hAnsi="Times New Roman"/>
           <w:sz w:val="24"/>
@@ -1467,6 +1473,7 @@
     <w:p>
       <w:pPr>
         <w:spacing w:after="0" w:line="240" w:lineRule="auto"/>
+        <w:ind w:left="360"/>
         <w:rPr>
           <w:rFonts w:ascii="Times New Roman" w:hAnsi="Times New Roman"/>
           <w:sz w:val="24"/>
@@ -1489,6 +1496,7 @@
           <w:numId w:val="26"/>
         </w:numPr>
         <w:spacing w:after="0" w:line="240" w:lineRule="auto"/>
+        <w:ind w:left="1080"/>
         <w:rPr>
           <w:rFonts w:ascii="Times New Roman" w:hAnsi="Times New Roman"/>
           <w:sz w:val="24"/>
@@ -1553,6 +1561,7 @@
           <w:numId w:val="26"/>
         </w:numPr>
         <w:spacing w:after="0" w:line="240" w:lineRule="auto"/>
+        <w:ind w:left="1080"/>
         <w:rPr>
           <w:rFonts w:ascii="Times New Roman" w:hAnsi="Times New Roman"/>
           <w:sz w:val="24"/>
@@ -1600,21 +1609,7 @@
         <w:rPr>
           <w:lang w:eastAsia="cs-CZ"/>
         </w:rPr>
-        <w:t xml:space="preserve">uživatel, uživatel </w:t>
-      </w:r>
-      <w:proofErr w:type="gramStart"/>
-      <w:r>
-        <w:rPr>
-          <w:lang w:eastAsia="cs-CZ"/>
-        </w:rPr>
-        <w:t>vytváří</w:t>
-      </w:r>
-      <w:proofErr w:type="gramEnd"/>
-      <w:r>
-        <w:rPr>
-          <w:lang w:eastAsia="cs-CZ"/>
-        </w:rPr>
-        <w:t xml:space="preserve"> objednávku</w:t>
+        <w:t>uživatel, uživatel vytváří objednávku</w:t>
       </w:r>
       <w:r>
         <w:rPr>
@@ -1631,6 +1626,7 @@
           <w:numId w:val="26"/>
         </w:numPr>
         <w:spacing w:after="0" w:line="240" w:lineRule="auto"/>
+        <w:ind w:left="1080"/>
         <w:rPr>
           <w:rFonts w:ascii="Times New Roman" w:hAnsi="Times New Roman"/>
           <w:sz w:val="24"/>
@@ -1695,6 +1691,7 @@
           <w:numId w:val="26"/>
         </w:numPr>
         <w:spacing w:after="0" w:line="240" w:lineRule="auto"/>
+        <w:ind w:left="1080"/>
         <w:rPr>
           <w:rFonts w:ascii="Times New Roman" w:hAnsi="Times New Roman"/>
           <w:sz w:val="24"/>
@@ -1766,6 +1763,7 @@
     <w:p>
       <w:pPr>
         <w:spacing w:after="0" w:line="240" w:lineRule="auto"/>
+        <w:ind w:left="360"/>
         <w:rPr>
           <w:rFonts w:ascii="Times New Roman" w:hAnsi="Times New Roman"/>
           <w:sz w:val="24"/>
@@ -1788,6 +1786,7 @@
           <w:numId w:val="27"/>
         </w:numPr>
         <w:spacing w:after="0" w:line="240" w:lineRule="auto"/>
+        <w:ind w:left="1080"/>
         <w:rPr>
           <w:rFonts w:ascii="Times New Roman" w:hAnsi="Times New Roman"/>
           <w:sz w:val="24"/>
@@ -1828,6 +1827,7 @@
           <w:numId w:val="27"/>
         </w:numPr>
         <w:spacing w:after="0" w:line="240" w:lineRule="auto"/>
+        <w:ind w:left="1080"/>
         <w:rPr>
           <w:rFonts w:ascii="Times New Roman" w:hAnsi="Times New Roman"/>
           <w:sz w:val="24"/>
@@ -1949,7 +1949,7 @@
       <w:pPr>
         <w:pStyle w:val="Nadpis3"/>
         <w:rPr>
-          <w:rFonts w:ascii="Times New Roman" w:hAnsi="Times New Roman"/>
+          <w:rFonts w:eastAsia="Times New Roman"/>
           <w:lang w:eastAsia="cs-CZ"/>
         </w:rPr>
       </w:pPr>
@@ -1973,38 +1973,41 @@
         <w:pStyle w:val="Odstavecseseznamem"/>
         <w:numPr>
           <w:ilvl w:val="0"/>
-          <w:numId w:val="36"/>
+          <w:numId w:val="49"/>
         </w:numPr>
         <w:spacing w:after="0" w:line="240" w:lineRule="auto"/>
-        <w:rPr>
-          <w:lang w:eastAsia="cs-CZ"/>
-        </w:rPr>
-      </w:pPr>
-      <w:r>
         <w:rPr>
           <w:b/>
           <w:bCs/>
           <w:lang w:eastAsia="cs-CZ"/>
         </w:rPr>
-        <w:t>IR01</w:t>
-      </w:r>
-      <w:r>
-        <w:rPr>
-          <w:lang w:eastAsia="cs-CZ"/>
-        </w:rPr>
-        <w:t xml:space="preserve"> -</w:t>
-      </w:r>
-      <w:r>
-        <w:rPr>
-          <w:lang w:eastAsia="cs-CZ"/>
-        </w:rPr>
-        <w:t xml:space="preserve"> </w:t>
-      </w:r>
-      <w:r>
-        <w:rPr>
-          <w:lang w:eastAsia="cs-CZ"/>
-        </w:rPr>
-        <w:t>Správa stavu aplikace (návrh struktury globálního stavu, inicializace a aktualizace stavu)</w:t>
+      </w:pPr>
+      <w:r>
+        <w:rPr>
+          <w:b/>
+          <w:bCs/>
+          <w:lang w:eastAsia="cs-CZ"/>
+        </w:rPr>
+        <w:t xml:space="preserve">IR01 – Správa stavu aplikace: </w:t>
+      </w:r>
+    </w:p>
+    <w:p>
+      <w:pPr>
+        <w:pStyle w:val="Odstavecseseznamem"/>
+        <w:numPr>
+          <w:ilvl w:val="1"/>
+          <w:numId w:val="49"/>
+        </w:numPr>
+        <w:spacing w:after="0" w:line="240" w:lineRule="auto"/>
+        <w:rPr>
+          <w:lang w:eastAsia="cs-CZ"/>
+        </w:rPr>
+      </w:pPr>
+      <w:r>
+        <w:rPr>
+          <w:lang w:eastAsia="cs-CZ"/>
+        </w:rPr>
+        <w:t xml:space="preserve">Student navrhne strukturu globálního stavu (auth, cart, orders, products, ui), definuje createInitialState() a zajistí, že stav je měněn výhradně přes store.setState().                                </w:t>
       </w:r>
     </w:p>
     <w:p>
@@ -2012,40 +2015,41 @@
         <w:pStyle w:val="Odstavecseseznamem"/>
         <w:numPr>
           <w:ilvl w:val="0"/>
-          <w:numId w:val="36"/>
+          <w:numId w:val="49"/>
         </w:numPr>
         <w:spacing w:after="0" w:line="240" w:lineRule="auto"/>
-        <w:rPr>
-          <w:lang w:eastAsia="cs-CZ"/>
-        </w:rPr>
-      </w:pPr>
-      <w:r>
         <w:rPr>
           <w:b/>
           <w:bCs/>
           <w:lang w:eastAsia="cs-CZ"/>
         </w:rPr>
-        <w:t>IR02</w:t>
-      </w:r>
-      <w:r>
-        <w:rPr>
-          <w:lang w:eastAsia="cs-CZ"/>
-        </w:rPr>
-        <w:t xml:space="preserve"> - </w:t>
-      </w:r>
-      <w:proofErr w:type="spellStart"/>
-      <w:r>
-        <w:rPr>
-          <w:lang w:eastAsia="cs-CZ"/>
-        </w:rPr>
-        <w:t>Dispatcher</w:t>
-      </w:r>
-      <w:proofErr w:type="spellEnd"/>
-      <w:r>
-        <w:rPr>
-          <w:lang w:eastAsia="cs-CZ"/>
-        </w:rPr>
-        <w:t xml:space="preserve"> (implementace centrální interpretace akcí, koordinace změn stavu)</w:t>
+      </w:pPr>
+      <w:r>
+        <w:rPr>
+          <w:b/>
+          <w:bCs/>
+          <w:lang w:eastAsia="cs-CZ"/>
+        </w:rPr>
+        <w:t xml:space="preserve">IR02 – Dispatcher: </w:t>
+      </w:r>
+    </w:p>
+    <w:p>
+      <w:pPr>
+        <w:pStyle w:val="Odstavecseseznamem"/>
+        <w:numPr>
+          <w:ilvl w:val="1"/>
+          <w:numId w:val="49"/>
+        </w:numPr>
+        <w:spacing w:after="0" w:line="240" w:lineRule="auto"/>
+        <w:rPr>
+          <w:lang w:eastAsia="cs-CZ"/>
+        </w:rPr>
+      </w:pPr>
+      <w:r>
+        <w:rPr>
+          <w:lang w:eastAsia="cs-CZ"/>
+        </w:rPr>
+        <w:t xml:space="preserve">Student implementuje createDispatcher() jako centrální switch nad action.type, který deleguje na příslušné action handlery a koordinuje synchronní i asynchronní změny stavu.                                    </w:t>
       </w:r>
     </w:p>
     <w:p>
@@ -2053,48 +2057,30 @@
         <w:pStyle w:val="Odstavecseseznamem"/>
         <w:numPr>
           <w:ilvl w:val="0"/>
-          <w:numId w:val="36"/>
+          <w:numId w:val="49"/>
         </w:numPr>
         <w:spacing w:after="0" w:line="240" w:lineRule="auto"/>
-        <w:rPr>
-          <w:lang w:eastAsia="cs-CZ"/>
-        </w:rPr>
-      </w:pPr>
-      <w:r>
         <w:rPr>
           <w:b/>
           <w:bCs/>
           <w:lang w:eastAsia="cs-CZ"/>
         </w:rPr>
-        <w:t>IR03</w:t>
-      </w:r>
-      <w:r>
-        <w:rPr>
-          <w:lang w:eastAsia="cs-CZ"/>
-        </w:rPr>
-        <w:t xml:space="preserve"> - Asynchronní operace (simulace načítání produktů (</w:t>
-      </w:r>
-      <w:proofErr w:type="spellStart"/>
-      <w:r>
-        <w:rPr>
-          <w:lang w:eastAsia="cs-CZ"/>
-        </w:rPr>
-        <w:t>mock</w:t>
-      </w:r>
-      <w:proofErr w:type="spellEnd"/>
-      <w:r>
-        <w:rPr>
-          <w:lang w:eastAsia="cs-CZ"/>
-        </w:rPr>
-        <w:t xml:space="preserve"> API), zpracování chybových stavů)</w:t>
+      </w:pPr>
+      <w:r>
+        <w:rPr>
+          <w:b/>
+          <w:bCs/>
+          <w:lang w:eastAsia="cs-CZ"/>
+        </w:rPr>
+        <w:t xml:space="preserve">IR03 – Asynchronní operace: </w:t>
       </w:r>
     </w:p>
     <w:p>
       <w:pPr>
         <w:pStyle w:val="Odstavecseseznamem"/>
         <w:numPr>
-          <w:ilvl w:val="0"/>
-          <w:numId w:val="36"/>
+          <w:ilvl w:val="1"/>
+          <w:numId w:val="49"/>
         </w:numPr>
         <w:spacing w:after="0" w:line="240" w:lineRule="auto"/>
         <w:rPr>
@@ -2103,40 +2089,9 @@
       </w:pPr>
       <w:r>
         <w:rPr>
-          <w:b/>
-          <w:bCs/>
-          <w:lang w:eastAsia="cs-CZ"/>
-        </w:rPr>
-        <w:t>IR05</w:t>
-      </w:r>
-      <w:r>
-        <w:rPr>
-          <w:lang w:eastAsia="cs-CZ"/>
-        </w:rPr>
-        <w:t xml:space="preserve"> - Selektory (implementace funkcí pro výběr dat ze stavu (např. obsah košíku, celková cena))</w:t>
-      </w:r>
-    </w:p>
-    <w:p>
-      <w:pPr>
-        <w:pStyle w:val="Nadpis3"/>
-        <w:rPr>
-          <w:rFonts w:ascii="Times New Roman" w:hAnsi="Times New Roman"/>
-          <w:lang w:eastAsia="cs-CZ"/>
-        </w:rPr>
-      </w:pPr>
-      <w:r>
-        <w:rPr>
-          <w:rFonts w:eastAsia="Times New Roman"/>
-          <w:lang w:eastAsia="cs-CZ"/>
-        </w:rPr>
-        <w:t xml:space="preserve">Student: </w:t>
-      </w:r>
-      <w:r>
-        <w:rPr>
-          <w:rFonts w:eastAsia="Times New Roman"/>
-          <w:lang w:eastAsia="cs-CZ"/>
-        </w:rPr>
-        <w:t>Radim Janeček</w:t>
+          <w:lang w:eastAsia="cs-CZ"/>
+        </w:rPr>
+        <w:t xml:space="preserve">Student implementuje mock API simulující backend (načítání produktů, vytvoření objednávky) se zpožděním a zpracováním chybových stavů (LOADING → READY / ERROR).                                        </w:t>
       </w:r>
     </w:p>
     <w:p>
@@ -2148,22 +2103,71 @@
         </w:numPr>
         <w:spacing w:after="0" w:line="240" w:lineRule="auto"/>
         <w:rPr>
-          <w:lang w:eastAsia="cs-CZ"/>
-        </w:rPr>
-      </w:pPr>
-      <w:r>
-        <w:rPr>
           <w:b/>
           <w:bCs/>
           <w:lang w:eastAsia="cs-CZ"/>
         </w:rPr>
-        <w:t>IR04 - Router/Navigační logika</w:t>
-      </w:r>
-      <w:r>
-        <w:rPr>
-          <w:lang w:eastAsia="cs-CZ"/>
-        </w:rPr>
-        <w:t xml:space="preserve"> (mapování URL na aplikační kontext, synchronizace stavu aplikace s adresou prohlížeče)</w:t>
+      </w:pPr>
+      <w:r>
+        <w:rPr>
+          <w:b/>
+          <w:bCs/>
+          <w:lang w:eastAsia="cs-CZ"/>
+        </w:rPr>
+        <w:t xml:space="preserve">IR05 – Selektory: </w:t>
+      </w:r>
+    </w:p>
+    <w:p>
+      <w:pPr>
+        <w:pStyle w:val="Odstavecseseznamem"/>
+        <w:numPr>
+          <w:ilvl w:val="1"/>
+          <w:numId w:val="49"/>
+        </w:numPr>
+        <w:spacing w:after="0" w:line="240" w:lineRule="auto"/>
+        <w:rPr>
+          <w:lang w:eastAsia="cs-CZ"/>
+        </w:rPr>
+      </w:pPr>
+      <w:r>
+        <w:rPr>
+          <w:lang w:eastAsia="cs-CZ"/>
+        </w:rPr>
+        <w:t xml:space="preserve">Student implementuje funkce pro výběr a transformaci dat ze stavu pro UI (selectCartItems, selectCartTotalPrice, selectCurrentUser, selectOrders, selectViewState). </w:t>
+      </w:r>
+    </w:p>
+    <w:p>
+      <w:pPr>
+        <w:pStyle w:val="Odstavecseseznamem"/>
+        <w:numPr>
+          <w:ilvl w:val="1"/>
+          <w:numId w:val="49"/>
+        </w:numPr>
+        <w:spacing w:after="0" w:line="240" w:lineRule="auto"/>
+        <w:rPr>
+          <w:lang w:eastAsia="cs-CZ"/>
+        </w:rPr>
+      </w:pPr>
+      <w:r>
+        <w:rPr>
+          <w:lang w:eastAsia="cs-CZ"/>
+        </w:rPr>
+        <w:t>View nepřistupuje ke stavu přímo.</w:t>
+      </w:r>
+    </w:p>
+    <w:p>
+      <w:pPr>
+        <w:pStyle w:val="Nadpis3"/>
+        <w:rPr>
+          <w:lang w:eastAsia="cs-CZ"/>
+        </w:rPr>
+      </w:pPr>
+      <w:r>
+        <w:rPr>
+          <w:rFonts w:eastAsia="Times New Roman"/>
+          <w:lang w:eastAsia="cs-CZ"/>
+        </w:rPr>
+        <w:t>Student: Radim Janeček</w:t>
       </w:r>
     </w:p>
     <w:p>
@@ -2171,58 +2175,60 @@
         <w:pStyle w:val="Odstavecseseznamem"/>
         <w:numPr>
           <w:ilvl w:val="0"/>
-          <w:numId w:val="41"/>
+          <w:numId w:val="49"/>
         </w:numPr>
         <w:spacing w:after="0" w:line="240" w:lineRule="auto"/>
-        <w:rPr>
-          <w:lang w:eastAsia="cs-CZ"/>
-        </w:rPr>
-      </w:pPr>
-      <w:r>
         <w:rPr>
           <w:b/>
           <w:bCs/>
           <w:lang w:eastAsia="cs-CZ"/>
         </w:rPr>
-        <w:t xml:space="preserve">IR06 - </w:t>
-      </w:r>
-      <w:proofErr w:type="spellStart"/>
+      </w:pPr>
       <w:r>
         <w:rPr>
           <w:b/>
           <w:bCs/>
           <w:lang w:eastAsia="cs-CZ"/>
         </w:rPr>
-        <w:t>Renderovací</w:t>
-      </w:r>
-      <w:proofErr w:type="spellEnd"/>
-      <w:r>
-        <w:rPr>
-          <w:b/>
-          <w:bCs/>
-          <w:lang w:eastAsia="cs-CZ"/>
-        </w:rPr>
-        <w:t xml:space="preserve"> logika</w:t>
-      </w:r>
-      <w:r>
-        <w:rPr>
-          <w:lang w:eastAsia="cs-CZ"/>
-        </w:rPr>
-        <w:t xml:space="preserve"> (implementace </w:t>
-      </w:r>
-      <w:proofErr w:type="spellStart"/>
-      <w:r>
-        <w:rPr>
-          <w:lang w:eastAsia="cs-CZ"/>
-        </w:rPr>
-        <w:t>view</w:t>
-      </w:r>
-      <w:proofErr w:type="spellEnd"/>
-      <w:r>
-        <w:rPr>
-          <w:lang w:eastAsia="cs-CZ"/>
-        </w:rPr>
-        <w:t xml:space="preserve"> funkcí a skládání UI)</w:t>
+        <w:t>IR04 – Router/Navigační logika:</w:t>
+      </w:r>
+    </w:p>
+    <w:p>
+      <w:pPr>
+        <w:pStyle w:val="Odstavecseseznamem"/>
+        <w:numPr>
+          <w:ilvl w:val="1"/>
+          <w:numId w:val="49"/>
+        </w:numPr>
+        <w:spacing w:after="0" w:line="240" w:lineRule="auto"/>
+        <w:rPr>
+          <w:lang w:eastAsia="cs-CZ"/>
+        </w:rPr>
+      </w:pPr>
+      <w:r>
+        <w:rPr>
+          <w:lang w:eastAsia="cs-CZ"/>
+        </w:rPr>
+        <w:t xml:space="preserve"> Student implementuje hash-based router, který parsuje URL (#/, #/cart, #/product/:id) a převádí je na akce dispatchované do aplikace. </w:t>
+      </w:r>
+    </w:p>
+    <w:p>
+      <w:pPr>
+        <w:pStyle w:val="Odstavecseseznamem"/>
+        <w:numPr>
+          <w:ilvl w:val="1"/>
+          <w:numId w:val="49"/>
+        </w:numPr>
+        <w:spacing w:after="0" w:line="240" w:lineRule="auto"/>
+        <w:rPr>
+          <w:lang w:eastAsia="cs-CZ"/>
+        </w:rPr>
+      </w:pPr>
+      <w:r>
+        <w:rPr>
+          <w:lang w:eastAsia="cs-CZ"/>
+        </w:rPr>
+        <w:t>Zajistí synchronizaci stavu s historií prohlížeče přes popstate.</w:t>
       </w:r>
     </w:p>
     <w:p>
@@ -2230,72 +2236,60 @@
         <w:pStyle w:val="Odstavecseseznamem"/>
         <w:numPr>
           <w:ilvl w:val="0"/>
-          <w:numId w:val="41"/>
+          <w:numId w:val="49"/>
         </w:numPr>
         <w:spacing w:after="0" w:line="240" w:lineRule="auto"/>
-        <w:rPr>
-          <w:lang w:eastAsia="cs-CZ"/>
-        </w:rPr>
-      </w:pPr>
-      <w:r>
         <w:rPr>
           <w:b/>
           <w:bCs/>
           <w:lang w:eastAsia="cs-CZ"/>
         </w:rPr>
-        <w:t xml:space="preserve">IR07 - </w:t>
-      </w:r>
-      <w:proofErr w:type="spellStart"/>
+      </w:pPr>
       <w:r>
         <w:rPr>
           <w:b/>
           <w:bCs/>
           <w:lang w:eastAsia="cs-CZ"/>
         </w:rPr>
-        <w:t>Handlery</w:t>
-      </w:r>
-      <w:proofErr w:type="spellEnd"/>
-      <w:r>
-        <w:rPr>
-          <w:b/>
-          <w:bCs/>
-          <w:lang w:eastAsia="cs-CZ"/>
-        </w:rPr>
-        <w:t xml:space="preserve"> a vazba UI </w:t>
-      </w:r>
-      <w:r>
-        <w:rPr>
-          <w:lang w:eastAsia="cs-CZ"/>
-        </w:rPr>
-        <w:t xml:space="preserve">(mapování uživatelských akcí na </w:t>
-      </w:r>
-      <w:proofErr w:type="spellStart"/>
-      <w:r>
-        <w:rPr>
-          <w:lang w:eastAsia="cs-CZ"/>
-        </w:rPr>
-        <w:t>dispatch</w:t>
-      </w:r>
-      <w:proofErr w:type="spellEnd"/>
-      <w:r>
-        <w:rPr>
-          <w:lang w:eastAsia="cs-CZ"/>
-        </w:rPr>
-        <w:t>(</w:t>
-      </w:r>
-      <w:proofErr w:type="spellStart"/>
-      <w:r>
-        <w:rPr>
-          <w:lang w:eastAsia="cs-CZ"/>
-        </w:rPr>
-        <w:t>action</w:t>
-      </w:r>
-      <w:proofErr w:type="spellEnd"/>
-      <w:r>
-        <w:rPr>
-          <w:lang w:eastAsia="cs-CZ"/>
-        </w:rPr>
-        <w:t>))</w:t>
+        <w:t xml:space="preserve">IR06 – Renderovací logika: </w:t>
+      </w:r>
+    </w:p>
+    <w:p>
+      <w:pPr>
+        <w:pStyle w:val="Odstavecseseznamem"/>
+        <w:numPr>
+          <w:ilvl w:val="1"/>
+          <w:numId w:val="49"/>
+        </w:numPr>
+        <w:spacing w:after="0" w:line="240" w:lineRule="auto"/>
+        <w:rPr>
+          <w:lang w:eastAsia="cs-CZ"/>
+        </w:rPr>
+      </w:pPr>
+      <w:r>
+        <w:rPr>
+          <w:lang w:eastAsia="cs-CZ"/>
+        </w:rPr>
+        <w:t xml:space="preserve">Student implementuje view funkce pro jednotlivé pohledy (HomeView, CartView, ProductDetailView, …) skládáním DOM uzlů přes document.createElement. </w:t>
+      </w:r>
+    </w:p>
+    <w:p>
+      <w:pPr>
+        <w:pStyle w:val="Odstavecseseznamem"/>
+        <w:numPr>
+          <w:ilvl w:val="1"/>
+          <w:numId w:val="49"/>
+        </w:numPr>
+        <w:spacing w:after="0" w:line="240" w:lineRule="auto"/>
+        <w:rPr>
+          <w:lang w:eastAsia="cs-CZ"/>
+        </w:rPr>
+      </w:pPr>
+      <w:r>
+        <w:rPr>
+          <w:lang w:eastAsia="cs-CZ"/>
+        </w:rPr>
+        <w:t xml:space="preserve">Render je čistá projekce stavu — bez innerHTML.       </w:t>
       </w:r>
     </w:p>
     <w:p>
@@ -2303,40 +2297,83 @@
         <w:pStyle w:val="Odstavecseseznamem"/>
         <w:numPr>
           <w:ilvl w:val="0"/>
-          <w:numId w:val="41"/>
+          <w:numId w:val="49"/>
         </w:numPr>
         <w:spacing w:after="0" w:line="240" w:lineRule="auto"/>
-        <w:rPr>
-          <w:lang w:eastAsia="cs-CZ"/>
-        </w:rPr>
-      </w:pPr>
-      <w:r>
         <w:rPr>
           <w:b/>
           <w:bCs/>
           <w:lang w:eastAsia="cs-CZ"/>
         </w:rPr>
-        <w:t>IR08 - Autentizace a technická autorizace</w:t>
-      </w:r>
-      <w:r>
-        <w:rPr>
-          <w:lang w:eastAsia="cs-CZ"/>
-        </w:rPr>
-        <w:t xml:space="preserve"> (řízení </w:t>
-      </w:r>
-      <w:proofErr w:type="spellStart"/>
-      <w:r>
-        <w:rPr>
-          <w:lang w:eastAsia="cs-CZ"/>
-        </w:rPr>
-        <w:t>ui</w:t>
-      </w:r>
-      <w:proofErr w:type="spellEnd"/>
-      <w:r>
-        <w:rPr>
-          <w:lang w:eastAsia="cs-CZ"/>
-        </w:rPr>
-        <w:t xml:space="preserve"> módů podle rolí přihlášených uživatelů, uchovávání informací o přihlášení)</w:t>
+      </w:pPr>
+      <w:r>
+        <w:rPr>
+          <w:b/>
+          <w:bCs/>
+          <w:lang w:eastAsia="cs-CZ"/>
+        </w:rPr>
+        <w:t xml:space="preserve">IR07 – Handlery a vazba UI: </w:t>
+      </w:r>
+    </w:p>
+    <w:p>
+      <w:pPr>
+        <w:pStyle w:val="Odstavecseseznamem"/>
+        <w:numPr>
+          <w:ilvl w:val="1"/>
+          <w:numId w:val="49"/>
+        </w:numPr>
+        <w:spacing w:after="0" w:line="240" w:lineRule="auto"/>
+        <w:rPr>
+          <w:lang w:eastAsia="cs-CZ"/>
+        </w:rPr>
+      </w:pPr>
+      <w:r>
+        <w:rPr>
+          <w:lang w:eastAsia="cs-CZ"/>
+        </w:rPr>
+        <w:t>Student implementuje createHandlers() jako factory vracející callbacky pro konkrétní view (např. onAddToCart, onRemoveItem), které mapují uživatelské interakce na dispatch(action).</w:t>
+      </w:r>
+    </w:p>
+    <w:p>
+      <w:pPr>
+        <w:pStyle w:val="Odstavecseseznamem"/>
+        <w:numPr>
+          <w:ilvl w:val="0"/>
+          <w:numId w:val="49"/>
+        </w:numPr>
+        <w:spacing w:after="0" w:line="240" w:lineRule="auto"/>
+        <w:rPr>
+          <w:b/>
+          <w:bCs/>
+          <w:lang w:eastAsia="cs-CZ"/>
+        </w:rPr>
+      </w:pPr>
+      <w:r>
+        <w:rPr>
+          <w:b/>
+          <w:bCs/>
+          <w:lang w:eastAsia="cs-CZ"/>
+        </w:rPr>
+        <w:t xml:space="preserve">IR08 – Autentizace a technická autorizace: </w:t>
+      </w:r>
+    </w:p>
+    <w:p>
+      <w:pPr>
+        <w:pStyle w:val="Odstavecseseznamem"/>
+        <w:numPr>
+          <w:ilvl w:val="1"/>
+          <w:numId w:val="49"/>
+        </w:numPr>
+        <w:spacing w:after="0" w:line="240" w:lineRule="auto"/>
+        <w:rPr>
+          <w:lang w:eastAsia="cs-CZ"/>
+        </w:rPr>
+      </w:pPr>
+      <w:r>
+        <w:rPr>
+          <w:lang w:eastAsia="cs-CZ"/>
+        </w:rPr>
+        <w:t>Student zajistí uchovávání informací o přihlášeném uživateli v auth části stavu (role, userId, token) a řízení UI módů podle role (anonymní vs. přihlášený uživatel).</w:t>
       </w:r>
     </w:p>
     <w:p>
@@ -2355,6 +2392,7 @@
           <w:rFonts w:eastAsia="Times New Roman"/>
           <w:lang w:eastAsia="cs-CZ"/>
         </w:rPr>
+        <w:lastRenderedPageBreak/>
         <w:t>4. ROZHRANÍ MEZI ČÁSTMI SYSTÉMU</w:t>
       </w:r>
     </w:p>
@@ -2388,21 +2426,7 @@
         <w:rPr>
           <w:lang w:eastAsia="cs-CZ"/>
         </w:rPr>
-        <w:t>akcí (</w:t>
-      </w:r>
-      <w:proofErr w:type="spellStart"/>
-      <w:r>
-        <w:rPr>
-          <w:lang w:eastAsia="cs-CZ"/>
-        </w:rPr>
-        <w:t>actions</w:t>
-      </w:r>
-      <w:proofErr w:type="spellEnd"/>
-      <w:r>
-        <w:rPr>
-          <w:lang w:eastAsia="cs-CZ"/>
-        </w:rPr>
-        <w:t>)</w:t>
+        <w:t>akcí (actions)</w:t>
       </w:r>
     </w:p>
     <w:p>
@@ -2496,32 +2520,8 @@
         <w:rPr>
           <w:lang w:eastAsia="cs-CZ"/>
         </w:rPr>
-        <w:t xml:space="preserve">Sdílená data: </w:t>
-      </w:r>
-      <w:proofErr w:type="spellStart"/>
-      <w:proofErr w:type="gramStart"/>
-      <w:r>
-        <w:rPr>
-          <w:lang w:eastAsia="cs-CZ"/>
-        </w:rPr>
-        <w:t>cart.items</w:t>
-      </w:r>
-      <w:proofErr w:type="spellEnd"/>
-      <w:proofErr w:type="gramEnd"/>
-      <w:r>
-        <w:rPr>
-          <w:lang w:eastAsia="cs-CZ"/>
-        </w:rPr>
-        <w:t xml:space="preserve">, </w:t>
-      </w:r>
-      <w:proofErr w:type="spellStart"/>
-      <w:r>
-        <w:rPr>
-          <w:lang w:eastAsia="cs-CZ"/>
-        </w:rPr>
-        <w:t>cart.totalPrice</w:t>
-      </w:r>
-      <w:proofErr w:type="spellEnd"/>
+        <w:t>Sdílená data: cart.items, cart.totalPrice</w:t>
+      </w:r>
     </w:p>
     <w:p>
       <w:pPr>
@@ -2595,18 +2595,8 @@
         <w:rPr>
           <w:lang w:eastAsia="cs-CZ"/>
         </w:rPr>
-        <w:t xml:space="preserve">Sdílená data: </w:t>
-      </w:r>
-      <w:proofErr w:type="spellStart"/>
-      <w:proofErr w:type="gramStart"/>
-      <w:r>
-        <w:rPr>
-          <w:lang w:eastAsia="cs-CZ"/>
-        </w:rPr>
-        <w:t>auth.currentUser</w:t>
-      </w:r>
-      <w:proofErr w:type="spellEnd"/>
-      <w:proofErr w:type="gramEnd"/>
+        <w:t>Sdílená data: auth.currentUser</w:t>
+      </w:r>
     </w:p>
     <w:p>
       <w:pPr>
@@ -2642,25 +2632,7 @@
           <w:bCs/>
           <w:lang w:eastAsia="cs-CZ"/>
         </w:rPr>
-        <w:t xml:space="preserve">Rozhraní: </w:t>
-      </w:r>
-      <w:proofErr w:type="spellStart"/>
-      <w:r>
-        <w:rPr>
-          <w:b/>
-          <w:bCs/>
-          <w:lang w:eastAsia="cs-CZ"/>
-        </w:rPr>
-        <w:t>Dispatcher</w:t>
-      </w:r>
-      <w:proofErr w:type="spellEnd"/>
-      <w:r>
-        <w:rPr>
-          <w:b/>
-          <w:bCs/>
-          <w:lang w:eastAsia="cs-CZ"/>
-        </w:rPr>
-        <w:t xml:space="preserve"> ↔ Business části</w:t>
+        <w:t>Rozhraní: Dispatcher ↔ Business části</w:t>
       </w:r>
     </w:p>
     <w:p>
@@ -2675,19 +2647,11 @@
           <w:lang w:eastAsia="cs-CZ"/>
         </w:rPr>
       </w:pPr>
-      <w:proofErr w:type="spellStart"/>
-      <w:r>
-        <w:rPr>
-          <w:lang w:eastAsia="cs-CZ"/>
-        </w:rPr>
-        <w:t>Dispatcher</w:t>
-      </w:r>
-      <w:proofErr w:type="spellEnd"/>
-      <w:r>
-        <w:rPr>
-          <w:lang w:eastAsia="cs-CZ"/>
-        </w:rPr>
-        <w:t xml:space="preserve"> přijímá všechny akce a deleguje je na příslušné business moduly</w:t>
+      <w:r>
+        <w:rPr>
+          <w:lang w:eastAsia="cs-CZ"/>
+        </w:rPr>
+        <w:t>Dispatcher přijímá všechny akce a deleguje je na příslušné business moduly</w:t>
       </w:r>
     </w:p>
     <w:p>
@@ -2724,18 +2688,8 @@
           <w:bCs/>
           <w:lang w:eastAsia="cs-CZ"/>
         </w:rPr>
-        <w:t xml:space="preserve">Rozhraní: Selektory ↔ </w:t>
-      </w:r>
-      <w:proofErr w:type="spellStart"/>
-      <w:r>
-        <w:rPr>
-          <w:b/>
-          <w:bCs/>
-          <w:lang w:eastAsia="cs-CZ"/>
-        </w:rPr>
-        <w:t>View</w:t>
-      </w:r>
-      <w:proofErr w:type="spellEnd"/>
+        <w:t>Rozhraní: Selektory ↔ View</w:t>
+      </w:r>
     </w:p>
     <w:p>
       <w:pPr>
@@ -2753,44 +2707,8 @@
         <w:rPr>
           <w:lang w:eastAsia="cs-CZ"/>
         </w:rPr>
-        <w:t xml:space="preserve">Selektory poskytují data pro UI: </w:t>
-      </w:r>
-      <w:proofErr w:type="spellStart"/>
-      <w:r>
-        <w:rPr>
-          <w:lang w:eastAsia="cs-CZ"/>
-        </w:rPr>
-        <w:t>selectCartItems</w:t>
-      </w:r>
-      <w:proofErr w:type="spellEnd"/>
-      <w:r>
-        <w:rPr>
-          <w:lang w:eastAsia="cs-CZ"/>
-        </w:rPr>
-        <w:t xml:space="preserve">, </w:t>
-      </w:r>
-      <w:proofErr w:type="spellStart"/>
-      <w:r>
-        <w:rPr>
-          <w:lang w:eastAsia="cs-CZ"/>
-        </w:rPr>
-        <w:t>selectCartTotalPrice</w:t>
-      </w:r>
-      <w:proofErr w:type="spellEnd"/>
-      <w:r>
-        <w:rPr>
-          <w:lang w:eastAsia="cs-CZ"/>
-        </w:rPr>
-        <w:t xml:space="preserve">, </w:t>
-      </w:r>
-      <w:proofErr w:type="spellStart"/>
-      <w:r>
-        <w:rPr>
-          <w:lang w:eastAsia="cs-CZ"/>
-        </w:rPr>
-        <w:t>selectCurrentUser</w:t>
-      </w:r>
-      <w:proofErr w:type="spellEnd"/>
+        <w:t>Selektory poskytují data pro UI: selectCartItems, selectCartTotalPrice, selectCurrentUser</w:t>
+      </w:r>
     </w:p>
     <w:p>
       <w:pPr>
@@ -2804,20 +2722,11 @@
           <w:lang w:eastAsia="cs-CZ"/>
         </w:rPr>
       </w:pPr>
-      <w:proofErr w:type="spellStart"/>
-      <w:r>
-        <w:rPr>
-          <w:lang w:eastAsia="cs-CZ"/>
-        </w:rPr>
-        <w:lastRenderedPageBreak/>
-        <w:t>View</w:t>
-      </w:r>
-      <w:proofErr w:type="spellEnd"/>
-      <w:r>
-        <w:rPr>
-          <w:lang w:eastAsia="cs-CZ"/>
-        </w:rPr>
-        <w:t xml:space="preserve"> nepřistupuje ke stavu přímo</w:t>
+      <w:r>
+        <w:rPr>
+          <w:lang w:eastAsia="cs-CZ"/>
+        </w:rPr>
+        <w:t>View nepřistupuje ke stavu přímo</w:t>
       </w:r>
     </w:p>
     <w:p>
@@ -2881,38 +2790,20 @@
     </w:p>
     <w:p>
       <w:pPr>
-        <w:pStyle w:val="Nadpis2"/>
-        <w:spacing w:before="0" w:line="240" w:lineRule="auto"/>
-        <w:rPr>
-          <w:rFonts w:ascii="Times New Roman" w:hAnsi="Times New Roman"/>
-          <w:sz w:val="24"/>
-          <w:szCs w:val="24"/>
-          <w:lang w:eastAsia="cs-CZ"/>
-        </w:rPr>
-      </w:pPr>
-      <w:r>
-        <w:rPr>
-          <w:rFonts w:eastAsia="Times New Roman"/>
-          <w:lang w:eastAsia="cs-CZ"/>
-        </w:rPr>
-        <w:t>5. ZPŮSOB SPOLUPRÁCE A KONTROLY PRÁCE</w:t>
-      </w:r>
-    </w:p>
-    <w:p>
-      <w:pPr>
-        <w:spacing w:after="0" w:line="240" w:lineRule="auto"/>
-        <w:rPr>
-          <w:rFonts w:ascii="Times New Roman" w:hAnsi="Times New Roman"/>
-          <w:sz w:val="24"/>
-          <w:szCs w:val="24"/>
-          <w:lang w:eastAsia="cs-CZ"/>
-        </w:rPr>
-      </w:pPr>
-      <w:r>
-        <w:rPr>
-          <w:lang w:eastAsia="cs-CZ"/>
-        </w:rPr>
-        <w:t>Sledování práce:</w:t>
+        <w:spacing w:after="0" w:line="240" w:lineRule="auto"/>
+        <w:rPr>
+          <w:b/>
+          <w:bCs/>
+          <w:lang w:eastAsia="cs-CZ"/>
+        </w:rPr>
+      </w:pPr>
+      <w:r>
+        <w:rPr>
+          <w:b/>
+          <w:bCs/>
+          <w:lang w:eastAsia="cs-CZ"/>
+        </w:rPr>
+        <w:t xml:space="preserve">Rozhraní: Košík ↔ Uživatel                                                                                                                                                                                                            </w:t>
       </w:r>
     </w:p>
     <w:p>
@@ -2924,73 +2815,14 @@
         </w:numPr>
         <w:spacing w:after="0" w:line="240" w:lineRule="auto"/>
         <w:rPr>
-          <w:rFonts w:ascii="Times New Roman" w:hAnsi="Times New Roman"/>
-          <w:sz w:val="24"/>
-          <w:szCs w:val="24"/>
-          <w:lang w:eastAsia="cs-CZ"/>
-        </w:rPr>
-      </w:pPr>
-      <w:r>
-        <w:rPr>
-          <w:lang w:eastAsia="cs-CZ"/>
-        </w:rPr>
-        <w:t xml:space="preserve">Tým používá </w:t>
-      </w:r>
-      <w:proofErr w:type="spellStart"/>
-      <w:r>
-        <w:rPr>
-          <w:lang w:eastAsia="cs-CZ"/>
-        </w:rPr>
-        <w:t>Github</w:t>
-      </w:r>
-      <w:proofErr w:type="spellEnd"/>
-      <w:r>
-        <w:rPr>
-          <w:lang w:eastAsia="cs-CZ"/>
-        </w:rPr>
-        <w:t xml:space="preserve"> </w:t>
-      </w:r>
-      <w:proofErr w:type="spellStart"/>
-      <w:r>
-        <w:rPr>
-          <w:lang w:eastAsia="cs-CZ"/>
-        </w:rPr>
-        <w:t>Issues</w:t>
-      </w:r>
-      <w:proofErr w:type="spellEnd"/>
-      <w:r>
-        <w:rPr>
-          <w:lang w:eastAsia="cs-CZ"/>
-        </w:rPr>
-        <w:t xml:space="preserve"> pro </w:t>
-      </w:r>
-      <w:proofErr w:type="spellStart"/>
-      <w:r>
-        <w:rPr>
-          <w:lang w:eastAsia="cs-CZ"/>
-        </w:rPr>
-        <w:t>trackování</w:t>
-      </w:r>
-      <w:proofErr w:type="spellEnd"/>
-      <w:r>
-        <w:rPr>
-          <w:lang w:eastAsia="cs-CZ"/>
-        </w:rPr>
-        <w:t xml:space="preserve"> </w:t>
-      </w:r>
-      <w:proofErr w:type="spellStart"/>
-      <w:r>
-        <w:rPr>
-          <w:lang w:eastAsia="cs-CZ"/>
-        </w:rPr>
-        <w:t>progressu</w:t>
-      </w:r>
-      <w:proofErr w:type="spellEnd"/>
-      <w:r>
-        <w:rPr>
-          <w:lang w:eastAsia="cs-CZ"/>
-        </w:rPr>
-        <w:t xml:space="preserve"> a definování práce, co je třeba udělat.</w:t>
+          <w:lang w:eastAsia="cs-CZ"/>
+        </w:rPr>
+      </w:pPr>
+      <w:r>
+        <w:rPr>
+          <w:lang w:eastAsia="cs-CZ"/>
+        </w:rPr>
+        <w:t xml:space="preserve">Akce: USER_LOGIN, USER_LOGOUT, CART_ADD_ITEM </w:t>
       </w:r>
     </w:p>
     <w:p>
@@ -3012,31 +2844,7 @@
         <w:rPr>
           <w:lang w:eastAsia="cs-CZ"/>
         </w:rPr>
-        <w:t>Klíčové</w:t>
-      </w:r>
-      <w:r>
-        <w:rPr>
-          <w:lang w:eastAsia="cs-CZ"/>
-        </w:rPr>
-        <w:t xml:space="preserve"> business operace </w:t>
-      </w:r>
-      <w:r>
-        <w:rPr>
-          <w:lang w:eastAsia="cs-CZ"/>
-        </w:rPr>
-        <w:t>mají</w:t>
-      </w:r>
-      <w:r>
-        <w:rPr>
-          <w:lang w:eastAsia="cs-CZ"/>
-        </w:rPr>
-        <w:t xml:space="preserve"> vlastní test</w:t>
-      </w:r>
-      <w:r>
-        <w:rPr>
-          <w:lang w:eastAsia="cs-CZ"/>
-        </w:rPr>
-        <w:t>.</w:t>
+        <w:t>Sdílená data: auth.role, auth.userId</w:t>
       </w:r>
     </w:p>
     <w:p>
@@ -3058,35 +2866,133 @@
         <w:rPr>
           <w:lang w:eastAsia="cs-CZ"/>
         </w:rPr>
-        <w:t xml:space="preserve">Povinné </w:t>
-      </w:r>
-      <w:proofErr w:type="spellStart"/>
-      <w:r>
-        <w:rPr>
-          <w:lang w:eastAsia="cs-CZ"/>
-        </w:rPr>
-        <w:t>code</w:t>
-      </w:r>
-      <w:proofErr w:type="spellEnd"/>
-      <w:r>
-        <w:rPr>
-          <w:lang w:eastAsia="cs-CZ"/>
-        </w:rPr>
-        <w:t xml:space="preserve"> </w:t>
-      </w:r>
-      <w:proofErr w:type="spellStart"/>
-      <w:r>
-        <w:rPr>
-          <w:lang w:eastAsia="cs-CZ"/>
-        </w:rPr>
-        <w:t>review</w:t>
-      </w:r>
-      <w:proofErr w:type="spellEnd"/>
-      <w:r>
-        <w:rPr>
-          <w:lang w:eastAsia="cs-CZ"/>
-        </w:rPr>
-        <w:t xml:space="preserve"> druhým členem týmu</w:t>
+        <w:t xml:space="preserve">Pravidlo: do košíku může přidávat pouze přihlášený uživatel; při odhlášení se košík vyprázdní  </w:t>
+      </w:r>
+    </w:p>
+    <w:p>
+      <w:pPr>
+        <w:pStyle w:val="Nadpis2"/>
+        <w:spacing w:before="0" w:line="240" w:lineRule="auto"/>
+        <w:rPr>
+          <w:rFonts w:ascii="Times New Roman" w:hAnsi="Times New Roman"/>
+          <w:sz w:val="24"/>
+          <w:szCs w:val="24"/>
+          <w:lang w:eastAsia="cs-CZ"/>
+        </w:rPr>
+      </w:pPr>
+      <w:r>
+        <w:rPr>
+          <w:rFonts w:eastAsia="Times New Roman"/>
+          <w:lang w:eastAsia="cs-CZ"/>
+        </w:rPr>
+        <w:t>5. ZPŮSOB SPOLUPRÁCE A KONTROLY PRÁCE</w:t>
+      </w:r>
+    </w:p>
+    <w:p>
+      <w:pPr>
+        <w:spacing w:after="0" w:line="240" w:lineRule="auto"/>
+        <w:rPr>
+          <w:rFonts w:ascii="Times New Roman" w:hAnsi="Times New Roman"/>
+          <w:sz w:val="24"/>
+          <w:szCs w:val="24"/>
+          <w:lang w:eastAsia="cs-CZ"/>
+        </w:rPr>
+      </w:pPr>
+      <w:r>
+        <w:rPr>
+          <w:lang w:eastAsia="cs-CZ"/>
+        </w:rPr>
+        <w:t>Sledování práce:</w:t>
+      </w:r>
+    </w:p>
+    <w:p>
+      <w:pPr>
+        <w:pStyle w:val="Odstavecseseznamem"/>
+        <w:numPr>
+          <w:ilvl w:val="0"/>
+          <w:numId w:val="16"/>
+        </w:numPr>
+        <w:spacing w:after="0" w:line="240" w:lineRule="auto"/>
+        <w:rPr>
+          <w:rFonts w:ascii="Times New Roman" w:hAnsi="Times New Roman"/>
+          <w:sz w:val="24"/>
+          <w:szCs w:val="24"/>
+          <w:lang w:eastAsia="cs-CZ"/>
+        </w:rPr>
+      </w:pPr>
+      <w:r>
+        <w:rPr>
+          <w:lang w:eastAsia="cs-CZ"/>
+        </w:rPr>
+        <w:t>Tým používá Github Issues pro trackování progressu a definování práce, co je třeba udělat.</w:t>
+      </w:r>
+    </w:p>
+    <w:p>
+      <w:pPr>
+        <w:pStyle w:val="Odstavecseseznamem"/>
+        <w:numPr>
+          <w:ilvl w:val="0"/>
+          <w:numId w:val="16"/>
+        </w:numPr>
+        <w:spacing w:after="0" w:line="240" w:lineRule="auto"/>
+        <w:rPr>
+          <w:rFonts w:ascii="Times New Roman" w:hAnsi="Times New Roman"/>
+          <w:sz w:val="24"/>
+          <w:szCs w:val="24"/>
+          <w:lang w:eastAsia="cs-CZ"/>
+        </w:rPr>
+      </w:pPr>
+      <w:r>
+        <w:rPr>
+          <w:lang w:eastAsia="cs-CZ"/>
+        </w:rPr>
+        <w:t>Klíčové</w:t>
+      </w:r>
+      <w:r>
+        <w:rPr>
+          <w:lang w:eastAsia="cs-CZ"/>
+        </w:rPr>
+        <w:t xml:space="preserve"> business operace </w:t>
+      </w:r>
+      <w:r>
+        <w:rPr>
+          <w:lang w:eastAsia="cs-CZ"/>
+        </w:rPr>
+        <w:t>mají</w:t>
+      </w:r>
+      <w:r>
+        <w:rPr>
+          <w:lang w:eastAsia="cs-CZ"/>
+        </w:rPr>
+        <w:t xml:space="preserve"> vlastní test</w:t>
+      </w:r>
+      <w:r>
+        <w:rPr>
+          <w:lang w:eastAsia="cs-CZ"/>
+        </w:rPr>
+        <w:t>.</w:t>
+      </w:r>
+    </w:p>
+    <w:p>
+      <w:pPr>
+        <w:pStyle w:val="Odstavecseseznamem"/>
+        <w:numPr>
+          <w:ilvl w:val="0"/>
+          <w:numId w:val="16"/>
+        </w:numPr>
+        <w:spacing w:after="0" w:line="240" w:lineRule="auto"/>
+        <w:rPr>
+          <w:rFonts w:ascii="Times New Roman" w:hAnsi="Times New Roman"/>
+          <w:sz w:val="24"/>
+          <w:szCs w:val="24"/>
+          <w:lang w:eastAsia="cs-CZ"/>
+        </w:rPr>
+      </w:pPr>
+      <w:r>
+        <w:rPr>
+          <w:lang w:eastAsia="cs-CZ"/>
+        </w:rPr>
+        <w:t>Povinné code review druhým členem týmu</w:t>
       </w:r>
       <w:r>
         <w:rPr>
@@ -3131,16 +3037,8 @@
         <w:rPr>
           <w:lang w:eastAsia="cs-CZ"/>
         </w:rPr>
-        <w:t xml:space="preserve">žádná business logika ve </w:t>
-      </w:r>
-      <w:proofErr w:type="spellStart"/>
-      <w:r>
-        <w:rPr>
-          <w:lang w:eastAsia="cs-CZ"/>
-        </w:rPr>
-        <w:t>View</w:t>
-      </w:r>
-      <w:proofErr w:type="spellEnd"/>
+        <w:t>žádná business logika ve View</w:t>
+      </w:r>
     </w:p>
     <w:p>
       <w:pPr>
@@ -3161,16 +3059,8 @@
         <w:rPr>
           <w:lang w:eastAsia="cs-CZ"/>
         </w:rPr>
-        <w:t xml:space="preserve">žádná přímá mutace stavu mimo </w:t>
-      </w:r>
-      <w:proofErr w:type="spellStart"/>
-      <w:r>
-        <w:rPr>
-          <w:lang w:eastAsia="cs-CZ"/>
-        </w:rPr>
-        <w:t>dispatcher</w:t>
-      </w:r>
-      <w:proofErr w:type="spellEnd"/>
+        <w:t>žádná přímá mutace stavu mimo dispatcher</w:t>
+      </w:r>
     </w:p>
     <w:p>
       <w:pPr>
@@ -3290,21 +3180,7 @@
         <w:rPr>
           <w:lang w:eastAsia="cs-CZ"/>
         </w:rPr>
-        <w:t xml:space="preserve">Jestliže člen nesplní část, která mu byla přidělena, nemá to vliv na práci ostatních. Ostatní si stejně musí napsat </w:t>
-      </w:r>
-      <w:proofErr w:type="spellStart"/>
-      <w:r>
-        <w:rPr>
-          <w:lang w:eastAsia="cs-CZ"/>
-        </w:rPr>
-        <w:t>mock</w:t>
-      </w:r>
-      <w:proofErr w:type="spellEnd"/>
-      <w:r>
-        <w:rPr>
-          <w:lang w:eastAsia="cs-CZ"/>
-        </w:rPr>
-        <w:t xml:space="preserve"> systému a testy, aby </w:t>
+        <w:t xml:space="preserve">Jestliže člen nesplní část, která mu byla přidělena, nemá to vliv na práci ostatních. Ostatní si stejně musí napsat mock systému a testy, aby </w:t>
       </w:r>
       <w:r>
         <w:rPr>
@@ -4782,7 +4658,7 @@
   <w:abstractNum w:abstractNumId="13" w15:restartNumberingAfterBreak="0">
     <w:nsid w:val="23E00EF1"/>
     <w:multiLevelType w:val="hybridMultilevel"/>
-    <w:tmpl w:val="B2922EA8"/>
+    <w:tmpl w:val="35EAA7C0"/>
     <w:lvl w:ilvl="0" w:tplc="04050001">
       <w:start w:val="1"/>
       <w:numFmt w:val="bullet"/>
@@ -4795,16 +4671,15 @@
         <w:rFonts w:ascii="Symbol" w:hAnsi="Symbol" w:hint="default"/>
       </w:rPr>
     </w:lvl>
-    <w:lvl w:ilvl="1" w:tplc="04050003" w:tentative="1">
-      <w:start w:val="1"/>
-      <w:numFmt w:val="bullet"/>
-      <w:lvlText w:val="o"/>
+    <w:lvl w:ilvl="1" w:tplc="1DC42A54">
+      <w:numFmt w:val="bullet"/>
+      <w:lvlText w:val="-"/>
       <w:lvlJc w:val="left"/>
       <w:pPr>
         <w:ind w:left="1440" w:hanging="360"/>
       </w:pPr>
       <w:rPr>
-        <w:rFonts w:ascii="Courier New" w:hAnsi="Courier New" w:cs="Courier New" w:hint="default"/>
+        <w:rFonts w:ascii="Calibri" w:eastAsiaTheme="minorHAnsi" w:hAnsi="Calibri" w:cs="Calibri" w:hint="default"/>
       </w:rPr>
     </w:lvl>
     <w:lvl w:ilvl="2" w:tplc="04050005" w:tentative="1">
@@ -5232,6 +5107,119 @@
     </w:lvl>
   </w:abstractNum>
   <w:abstractNum w:abstractNumId="17" w15:restartNumberingAfterBreak="0">
+    <w:nsid w:val="33951781"/>
+    <w:multiLevelType w:val="hybridMultilevel"/>
+    <w:tmpl w:val="D480B450"/>
+    <w:lvl w:ilvl="0" w:tplc="04050001">
+      <w:start w:val="1"/>
+      <w:numFmt w:val="bullet"/>
+      <w:lvlText w:val=""/>
+      <w:lvlJc w:val="left"/>
+      <w:pPr>
+        <w:ind w:left="720" w:hanging="360"/>
+      </w:pPr>
+      <w:rPr>
+        <w:rFonts w:ascii="Symbol" w:hAnsi="Symbol" w:hint="default"/>
+      </w:rPr>
+    </w:lvl>
+    <w:lvl w:ilvl="1" w:tplc="04050003">
+      <w:start w:val="1"/>
+      <w:numFmt w:val="bullet"/>
+      <w:lvlText w:val="o"/>
+      <w:lvlJc w:val="left"/>
+      <w:pPr>
+        <w:ind w:left="1440" w:hanging="360"/>
+      </w:pPr>
+      <w:rPr>
+        <w:rFonts w:ascii="Courier New" w:hAnsi="Courier New" w:cs="Courier New" w:hint="default"/>
+      </w:rPr>
+    </w:lvl>
+    <w:lvl w:ilvl="2" w:tplc="04050005" w:tentative="1">
+      <w:start w:val="1"/>
+      <w:numFmt w:val="bullet"/>
+      <w:lvlText w:val=""/>
+      <w:lvlJc w:val="left"/>
+      <w:pPr>
+        <w:ind w:left="2160" w:hanging="360"/>
+      </w:pPr>
+      <w:rPr>
+        <w:rFonts w:ascii="Wingdings" w:hAnsi="Wingdings" w:hint="default"/>
+      </w:rPr>
+    </w:lvl>
+    <w:lvl w:ilvl="3" w:tplc="04050001" w:tentative="1">
+      <w:start w:val="1"/>
+      <w:numFmt w:val="bullet"/>
+      <w:lvlText w:val=""/>
+      <w:lvlJc w:val="left"/>
+      <w:pPr>
+        <w:ind w:left="2880" w:hanging="360"/>
+      </w:pPr>
+      <w:rPr>
+        <w:rFonts w:ascii="Symbol" w:hAnsi="Symbol" w:hint="default"/>
+      </w:rPr>
+    </w:lvl>
+    <w:lvl w:ilvl="4" w:tplc="04050003" w:tentative="1">
+      <w:start w:val="1"/>
+      <w:numFmt w:val="bullet"/>
+      <w:lvlText w:val="o"/>
+      <w:lvlJc w:val="left"/>
+      <w:pPr>
+        <w:ind w:left="3600" w:hanging="360"/>
+      </w:pPr>
+      <w:rPr>
+        <w:rFonts w:ascii="Courier New" w:hAnsi="Courier New" w:cs="Courier New" w:hint="default"/>
+      </w:rPr>
+    </w:lvl>
+    <w:lvl w:ilvl="5" w:tplc="04050005" w:tentative="1">
+      <w:start w:val="1"/>
+      <w:numFmt w:val="bullet"/>
+      <w:lvlText w:val=""/>
+      <w:lvlJc w:val="left"/>
+      <w:pPr>
+        <w:ind w:left="4320" w:hanging="360"/>
+      </w:pPr>
+      <w:rPr>
+        <w:rFonts w:ascii="Wingdings" w:hAnsi="Wingdings" w:hint="default"/>
+      </w:rPr>
+    </w:lvl>
+    <w:lvl w:ilvl="6" w:tplc="04050001" w:tentative="1">
+      <w:start w:val="1"/>
+      <w:numFmt w:val="bullet"/>
+      <w:lvlText w:val=""/>
+      <w:lvlJc w:val="left"/>
+      <w:pPr>
+        <w:ind w:left="5040" w:hanging="360"/>
+      </w:pPr>
+      <w:rPr>
+        <w:rFonts w:ascii="Symbol" w:hAnsi="Symbol" w:hint="default"/>
+      </w:rPr>
+    </w:lvl>
+    <w:lvl w:ilvl="7" w:tplc="04050003" w:tentative="1">
+      <w:start w:val="1"/>
+      <w:numFmt w:val="bullet"/>
+      <w:lvlText w:val="o"/>
+      <w:lvlJc w:val="left"/>
+      <w:pPr>
+        <w:ind w:left="5760" w:hanging="360"/>
+      </w:pPr>
+      <w:rPr>
+        <w:rFonts w:ascii="Courier New" w:hAnsi="Courier New" w:cs="Courier New" w:hint="default"/>
+      </w:rPr>
+    </w:lvl>
+    <w:lvl w:ilvl="8" w:tplc="04050005" w:tentative="1">
+      <w:start w:val="1"/>
+      <w:numFmt w:val="bullet"/>
+      <w:lvlText w:val=""/>
+      <w:lvlJc w:val="left"/>
+      <w:pPr>
+        <w:ind w:left="6480" w:hanging="360"/>
+      </w:pPr>
+      <w:rPr>
+        <w:rFonts w:ascii="Wingdings" w:hAnsi="Wingdings" w:hint="default"/>
+      </w:rPr>
+    </w:lvl>
+  </w:abstractNum>
+  <w:abstractNum w:abstractNumId="18" w15:restartNumberingAfterBreak="0">
     <w:nsid w:val="34973E7B"/>
     <w:multiLevelType w:val="hybridMultilevel"/>
     <w:tmpl w:val="6A604620"/>
@@ -5344,7 +5332,7 @@
       </w:rPr>
     </w:lvl>
   </w:abstractNum>
-  <w:abstractNum w:abstractNumId="18" w15:restartNumberingAfterBreak="0">
+  <w:abstractNum w:abstractNumId="19" w15:restartNumberingAfterBreak="0">
     <w:nsid w:val="36947AF2"/>
     <w:multiLevelType w:val="hybridMultilevel"/>
     <w:tmpl w:val="CBEC902C"/>
@@ -5457,7 +5445,7 @@
       </w:rPr>
     </w:lvl>
   </w:abstractNum>
-  <w:abstractNum w:abstractNumId="19" w15:restartNumberingAfterBreak="0">
+  <w:abstractNum w:abstractNumId="20" w15:restartNumberingAfterBreak="0">
     <w:nsid w:val="38FA1254"/>
     <w:multiLevelType w:val="hybridMultilevel"/>
     <w:tmpl w:val="9E0493E2"/>
@@ -5547,7 +5535,7 @@
       </w:pPr>
     </w:lvl>
   </w:abstractNum>
-  <w:abstractNum w:abstractNumId="20" w15:restartNumberingAfterBreak="0">
+  <w:abstractNum w:abstractNumId="21" w15:restartNumberingAfterBreak="0">
     <w:nsid w:val="39A3507E"/>
     <w:multiLevelType w:val="hybridMultilevel"/>
     <w:tmpl w:val="F89E680A"/>
@@ -5637,7 +5625,7 @@
       </w:pPr>
     </w:lvl>
   </w:abstractNum>
-  <w:abstractNum w:abstractNumId="21" w15:restartNumberingAfterBreak="0">
+  <w:abstractNum w:abstractNumId="22" w15:restartNumberingAfterBreak="0">
     <w:nsid w:val="3CCD5297"/>
     <w:multiLevelType w:val="hybridMultilevel"/>
     <w:tmpl w:val="6450EBAC"/>
@@ -5750,7 +5738,7 @@
       </w:rPr>
     </w:lvl>
   </w:abstractNum>
-  <w:abstractNum w:abstractNumId="22" w15:restartNumberingAfterBreak="0">
+  <w:abstractNum w:abstractNumId="23" w15:restartNumberingAfterBreak="0">
     <w:nsid w:val="406F1322"/>
     <w:multiLevelType w:val="hybridMultilevel"/>
     <w:tmpl w:val="5E9606DA"/>
@@ -5863,7 +5851,7 @@
       </w:rPr>
     </w:lvl>
   </w:abstractNum>
-  <w:abstractNum w:abstractNumId="23" w15:restartNumberingAfterBreak="0">
+  <w:abstractNum w:abstractNumId="24" w15:restartNumberingAfterBreak="0">
     <w:nsid w:val="45E1121C"/>
     <w:multiLevelType w:val="hybridMultilevel"/>
     <w:tmpl w:val="BE60F758"/>
@@ -5976,7 +5964,7 @@
       </w:rPr>
     </w:lvl>
   </w:abstractNum>
-  <w:abstractNum w:abstractNumId="24" w15:restartNumberingAfterBreak="0">
+  <w:abstractNum w:abstractNumId="25" w15:restartNumberingAfterBreak="0">
     <w:nsid w:val="49155C20"/>
     <w:multiLevelType w:val="hybridMultilevel"/>
     <w:tmpl w:val="14CE6EEC"/>
@@ -6089,7 +6077,7 @@
       </w:rPr>
     </w:lvl>
   </w:abstractNum>
-  <w:abstractNum w:abstractNumId="25" w15:restartNumberingAfterBreak="0">
+  <w:abstractNum w:abstractNumId="26" w15:restartNumberingAfterBreak="0">
     <w:nsid w:val="49975E73"/>
     <w:multiLevelType w:val="hybridMultilevel"/>
     <w:tmpl w:val="7AFCB46E"/>
@@ -6179,7 +6167,120 @@
       </w:pPr>
     </w:lvl>
   </w:abstractNum>
-  <w:abstractNum w:abstractNumId="26" w15:restartNumberingAfterBreak="0">
+  <w:abstractNum w:abstractNumId="27" w15:restartNumberingAfterBreak="0">
+    <w:nsid w:val="4A0868EA"/>
+    <w:multiLevelType w:val="hybridMultilevel"/>
+    <w:tmpl w:val="58DEB318"/>
+    <w:lvl w:ilvl="0" w:tplc="04050001">
+      <w:start w:val="1"/>
+      <w:numFmt w:val="bullet"/>
+      <w:lvlText w:val=""/>
+      <w:lvlJc w:val="left"/>
+      <w:pPr>
+        <w:ind w:left="360" w:hanging="360"/>
+      </w:pPr>
+      <w:rPr>
+        <w:rFonts w:ascii="Symbol" w:hAnsi="Symbol" w:hint="default"/>
+      </w:rPr>
+    </w:lvl>
+    <w:lvl w:ilvl="1" w:tplc="04050003" w:tentative="1">
+      <w:start w:val="1"/>
+      <w:numFmt w:val="bullet"/>
+      <w:lvlText w:val="o"/>
+      <w:lvlJc w:val="left"/>
+      <w:pPr>
+        <w:ind w:left="1080" w:hanging="360"/>
+      </w:pPr>
+      <w:rPr>
+        <w:rFonts w:ascii="Courier New" w:hAnsi="Courier New" w:cs="Courier New" w:hint="default"/>
+      </w:rPr>
+    </w:lvl>
+    <w:lvl w:ilvl="2" w:tplc="04050005" w:tentative="1">
+      <w:start w:val="1"/>
+      <w:numFmt w:val="bullet"/>
+      <w:lvlText w:val=""/>
+      <w:lvlJc w:val="left"/>
+      <w:pPr>
+        <w:ind w:left="1800" w:hanging="360"/>
+      </w:pPr>
+      <w:rPr>
+        <w:rFonts w:ascii="Wingdings" w:hAnsi="Wingdings" w:hint="default"/>
+      </w:rPr>
+    </w:lvl>
+    <w:lvl w:ilvl="3" w:tplc="04050001" w:tentative="1">
+      <w:start w:val="1"/>
+      <w:numFmt w:val="bullet"/>
+      <w:lvlText w:val=""/>
+      <w:lvlJc w:val="left"/>
+      <w:pPr>
+        <w:ind w:left="2520" w:hanging="360"/>
+      </w:pPr>
+      <w:rPr>
+        <w:rFonts w:ascii="Symbol" w:hAnsi="Symbol" w:hint="default"/>
+      </w:rPr>
+    </w:lvl>
+    <w:lvl w:ilvl="4" w:tplc="04050003" w:tentative="1">
+      <w:start w:val="1"/>
+      <w:numFmt w:val="bullet"/>
+      <w:lvlText w:val="o"/>
+      <w:lvlJc w:val="left"/>
+      <w:pPr>
+        <w:ind w:left="3240" w:hanging="360"/>
+      </w:pPr>
+      <w:rPr>
+        <w:rFonts w:ascii="Courier New" w:hAnsi="Courier New" w:cs="Courier New" w:hint="default"/>
+      </w:rPr>
+    </w:lvl>
+    <w:lvl w:ilvl="5" w:tplc="04050005" w:tentative="1">
+      <w:start w:val="1"/>
+      <w:numFmt w:val="bullet"/>
+      <w:lvlText w:val=""/>
+      <w:lvlJc w:val="left"/>
+      <w:pPr>
+        <w:ind w:left="3960" w:hanging="360"/>
+      </w:pPr>
+      <w:rPr>
+        <w:rFonts w:ascii="Wingdings" w:hAnsi="Wingdings" w:hint="default"/>
+      </w:rPr>
+    </w:lvl>
+    <w:lvl w:ilvl="6" w:tplc="04050001" w:tentative="1">
+      <w:start w:val="1"/>
+      <w:numFmt w:val="bullet"/>
+      <w:lvlText w:val=""/>
+      <w:lvlJc w:val="left"/>
+      <w:pPr>
+        <w:ind w:left="4680" w:hanging="360"/>
+      </w:pPr>
+      <w:rPr>
+        <w:rFonts w:ascii="Symbol" w:hAnsi="Symbol" w:hint="default"/>
+      </w:rPr>
+    </w:lvl>
+    <w:lvl w:ilvl="7" w:tplc="04050003" w:tentative="1">
+      <w:start w:val="1"/>
+      <w:numFmt w:val="bullet"/>
+      <w:lvlText w:val="o"/>
+      <w:lvlJc w:val="left"/>
+      <w:pPr>
+        <w:ind w:left="5400" w:hanging="360"/>
+      </w:pPr>
+      <w:rPr>
+        <w:rFonts w:ascii="Courier New" w:hAnsi="Courier New" w:cs="Courier New" w:hint="default"/>
+      </w:rPr>
+    </w:lvl>
+    <w:lvl w:ilvl="8" w:tplc="04050005" w:tentative="1">
+      <w:start w:val="1"/>
+      <w:numFmt w:val="bullet"/>
+      <w:lvlText w:val=""/>
+      <w:lvlJc w:val="left"/>
+      <w:pPr>
+        <w:ind w:left="6120" w:hanging="360"/>
+      </w:pPr>
+      <w:rPr>
+        <w:rFonts w:ascii="Wingdings" w:hAnsi="Wingdings" w:hint="default"/>
+      </w:rPr>
+    </w:lvl>
+  </w:abstractNum>
+  <w:abstractNum w:abstractNumId="28" w15:restartNumberingAfterBreak="0">
     <w:nsid w:val="4A3512B4"/>
     <w:multiLevelType w:val="hybridMultilevel"/>
     <w:tmpl w:val="7E9A3B04"/>
@@ -6292,7 +6393,7 @@
       </w:rPr>
     </w:lvl>
   </w:abstractNum>
-  <w:abstractNum w:abstractNumId="27" w15:restartNumberingAfterBreak="0">
+  <w:abstractNum w:abstractNumId="29" w15:restartNumberingAfterBreak="0">
     <w:nsid w:val="4BA06F54"/>
     <w:multiLevelType w:val="hybridMultilevel"/>
     <w:tmpl w:val="771249B6"/>
@@ -6405,7 +6506,7 @@
       </w:rPr>
     </w:lvl>
   </w:abstractNum>
-  <w:abstractNum w:abstractNumId="28" w15:restartNumberingAfterBreak="0">
+  <w:abstractNum w:abstractNumId="30" w15:restartNumberingAfterBreak="0">
     <w:nsid w:val="4E3044C1"/>
     <w:multiLevelType w:val="hybridMultilevel"/>
     <w:tmpl w:val="ABD22BA4"/>
@@ -6518,7 +6619,7 @@
       </w:rPr>
     </w:lvl>
   </w:abstractNum>
-  <w:abstractNum w:abstractNumId="29" w15:restartNumberingAfterBreak="0">
+  <w:abstractNum w:abstractNumId="31" w15:restartNumberingAfterBreak="0">
     <w:nsid w:val="554F0F92"/>
     <w:multiLevelType w:val="hybridMultilevel"/>
     <w:tmpl w:val="FF620BBE"/>
@@ -6631,7 +6732,7 @@
       </w:rPr>
     </w:lvl>
   </w:abstractNum>
-  <w:abstractNum w:abstractNumId="30" w15:restartNumberingAfterBreak="0">
+  <w:abstractNum w:abstractNumId="32" w15:restartNumberingAfterBreak="0">
     <w:nsid w:val="560F55B1"/>
     <w:multiLevelType w:val="hybridMultilevel"/>
     <w:tmpl w:val="C4CC3CC0"/>
@@ -6744,7 +6845,7 @@
       </w:rPr>
     </w:lvl>
   </w:abstractNum>
-  <w:abstractNum w:abstractNumId="31" w15:restartNumberingAfterBreak="0">
+  <w:abstractNum w:abstractNumId="33" w15:restartNumberingAfterBreak="0">
     <w:nsid w:val="564F592B"/>
     <w:multiLevelType w:val="hybridMultilevel"/>
     <w:tmpl w:val="0844686E"/>
@@ -6857,7 +6958,7 @@
       </w:rPr>
     </w:lvl>
   </w:abstractNum>
-  <w:abstractNum w:abstractNumId="32" w15:restartNumberingAfterBreak="0">
+  <w:abstractNum w:abstractNumId="34" w15:restartNumberingAfterBreak="0">
     <w:nsid w:val="5BD246D6"/>
     <w:multiLevelType w:val="hybridMultilevel"/>
     <w:tmpl w:val="66AAE6DC"/>
@@ -6970,7 +7071,7 @@
       </w:rPr>
     </w:lvl>
   </w:abstractNum>
-  <w:abstractNum w:abstractNumId="33" w15:restartNumberingAfterBreak="0">
+  <w:abstractNum w:abstractNumId="35" w15:restartNumberingAfterBreak="0">
     <w:nsid w:val="5EE40B3E"/>
     <w:multiLevelType w:val="hybridMultilevel"/>
     <w:tmpl w:val="002256DA"/>
@@ -7083,7 +7184,7 @@
       </w:rPr>
     </w:lvl>
   </w:abstractNum>
-  <w:abstractNum w:abstractNumId="34" w15:restartNumberingAfterBreak="0">
+  <w:abstractNum w:abstractNumId="36" w15:restartNumberingAfterBreak="0">
     <w:nsid w:val="66367A0A"/>
     <w:multiLevelType w:val="hybridMultilevel"/>
     <w:tmpl w:val="2E865764"/>
@@ -7196,7 +7297,7 @@
       </w:rPr>
     </w:lvl>
   </w:abstractNum>
-  <w:abstractNum w:abstractNumId="35" w15:restartNumberingAfterBreak="0">
+  <w:abstractNum w:abstractNumId="37" w15:restartNumberingAfterBreak="0">
     <w:nsid w:val="6679748C"/>
     <w:multiLevelType w:val="hybridMultilevel"/>
     <w:tmpl w:val="F076676A"/>
@@ -7309,7 +7410,7 @@
       </w:rPr>
     </w:lvl>
   </w:abstractNum>
-  <w:abstractNum w:abstractNumId="36" w15:restartNumberingAfterBreak="0">
+  <w:abstractNum w:abstractNumId="38" w15:restartNumberingAfterBreak="0">
     <w:nsid w:val="698F6B2F"/>
     <w:multiLevelType w:val="hybridMultilevel"/>
     <w:tmpl w:val="493AB33C"/>
@@ -7399,7 +7500,7 @@
       </w:pPr>
     </w:lvl>
   </w:abstractNum>
-  <w:abstractNum w:abstractNumId="37" w15:restartNumberingAfterBreak="0">
+  <w:abstractNum w:abstractNumId="39" w15:restartNumberingAfterBreak="0">
     <w:nsid w:val="70B474F4"/>
     <w:multiLevelType w:val="hybridMultilevel"/>
     <w:tmpl w:val="05FCF1AC"/>
@@ -7512,7 +7613,7 @@
       </w:rPr>
     </w:lvl>
   </w:abstractNum>
-  <w:abstractNum w:abstractNumId="38" w15:restartNumberingAfterBreak="0">
+  <w:abstractNum w:abstractNumId="40" w15:restartNumberingAfterBreak="0">
     <w:nsid w:val="753A142D"/>
     <w:multiLevelType w:val="hybridMultilevel"/>
     <w:tmpl w:val="7BD04418"/>
@@ -7625,7 +7726,7 @@
       </w:rPr>
     </w:lvl>
   </w:abstractNum>
-  <w:abstractNum w:abstractNumId="39" w15:restartNumberingAfterBreak="0">
+  <w:abstractNum w:abstractNumId="41" w15:restartNumberingAfterBreak="0">
     <w:nsid w:val="75633880"/>
     <w:multiLevelType w:val="hybridMultilevel"/>
     <w:tmpl w:val="8AB6D922"/>
@@ -7738,7 +7839,7 @@
       </w:rPr>
     </w:lvl>
   </w:abstractNum>
-  <w:abstractNum w:abstractNumId="40" w15:restartNumberingAfterBreak="0">
+  <w:abstractNum w:abstractNumId="42" w15:restartNumberingAfterBreak="0">
     <w:nsid w:val="76E614CC"/>
     <w:multiLevelType w:val="hybridMultilevel"/>
     <w:tmpl w:val="21FE66A0"/>
@@ -7851,7 +7952,7 @@
       </w:rPr>
     </w:lvl>
   </w:abstractNum>
-  <w:abstractNum w:abstractNumId="41" w15:restartNumberingAfterBreak="0">
+  <w:abstractNum w:abstractNumId="43" w15:restartNumberingAfterBreak="0">
     <w:nsid w:val="77EE41DC"/>
     <w:multiLevelType w:val="hybridMultilevel"/>
     <w:tmpl w:val="C05AE74E"/>
@@ -7964,7 +8065,7 @@
       </w:rPr>
     </w:lvl>
   </w:abstractNum>
-  <w:abstractNum w:abstractNumId="42" w15:restartNumberingAfterBreak="0">
+  <w:abstractNum w:abstractNumId="44" w15:restartNumberingAfterBreak="0">
     <w:nsid w:val="791C763B"/>
     <w:multiLevelType w:val="hybridMultilevel"/>
     <w:tmpl w:val="FB00E672"/>
@@ -8077,7 +8178,7 @@
       </w:rPr>
     </w:lvl>
   </w:abstractNum>
-  <w:abstractNum w:abstractNumId="43" w15:restartNumberingAfterBreak="0">
+  <w:abstractNum w:abstractNumId="45" w15:restartNumberingAfterBreak="0">
     <w:nsid w:val="7A7C2D40"/>
     <w:multiLevelType w:val="hybridMultilevel"/>
     <w:tmpl w:val="5BEE57BC"/>
@@ -8190,7 +8291,7 @@
       </w:rPr>
     </w:lvl>
   </w:abstractNum>
-  <w:abstractNum w:abstractNumId="44" w15:restartNumberingAfterBreak="0">
+  <w:abstractNum w:abstractNumId="46" w15:restartNumberingAfterBreak="0">
     <w:nsid w:val="7CE65497"/>
     <w:multiLevelType w:val="hybridMultilevel"/>
     <w:tmpl w:val="B5E0F33C"/>
@@ -8303,7 +8404,7 @@
       </w:rPr>
     </w:lvl>
   </w:abstractNum>
-  <w:abstractNum w:abstractNumId="45" w15:restartNumberingAfterBreak="0">
+  <w:abstractNum w:abstractNumId="47" w15:restartNumberingAfterBreak="0">
     <w:nsid w:val="7CFA6151"/>
     <w:multiLevelType w:val="hybridMultilevel"/>
     <w:tmpl w:val="38F815A6"/>
@@ -8393,7 +8494,7 @@
       </w:pPr>
     </w:lvl>
   </w:abstractNum>
-  <w:abstractNum w:abstractNumId="46" w15:restartNumberingAfterBreak="0">
+  <w:abstractNum w:abstractNumId="48" w15:restartNumberingAfterBreak="0">
     <w:nsid w:val="7FEC4E55"/>
     <w:multiLevelType w:val="hybridMultilevel"/>
     <w:tmpl w:val="CF7C5EA6"/>
@@ -8510,22 +8611,22 @@
     <w:abstractNumId w:val="6"/>
   </w:num>
   <w:num w:numId="2" w16cid:durableId="1368339248">
-    <w:abstractNumId w:val="36"/>
+    <w:abstractNumId w:val="38"/>
   </w:num>
   <w:num w:numId="3" w16cid:durableId="1539588051">
-    <w:abstractNumId w:val="17"/>
+    <w:abstractNumId w:val="18"/>
   </w:num>
   <w:num w:numId="4" w16cid:durableId="2077899234">
-    <w:abstractNumId w:val="20"/>
+    <w:abstractNumId w:val="21"/>
   </w:num>
   <w:num w:numId="5" w16cid:durableId="1245803685">
     <w:abstractNumId w:val="15"/>
   </w:num>
   <w:num w:numId="6" w16cid:durableId="535044770">
-    <w:abstractNumId w:val="45"/>
+    <w:abstractNumId w:val="47"/>
   </w:num>
   <w:num w:numId="7" w16cid:durableId="1757824940">
-    <w:abstractNumId w:val="23"/>
+    <w:abstractNumId w:val="24"/>
   </w:num>
   <w:num w:numId="8" w16cid:durableId="212624003">
     <w:abstractNumId w:val="11"/>
@@ -8534,40 +8635,40 @@
     <w:abstractNumId w:val="0"/>
   </w:num>
   <w:num w:numId="10" w16cid:durableId="1764036409">
-    <w:abstractNumId w:val="34"/>
+    <w:abstractNumId w:val="36"/>
   </w:num>
   <w:num w:numId="11" w16cid:durableId="17708739">
-    <w:abstractNumId w:val="41"/>
+    <w:abstractNumId w:val="43"/>
   </w:num>
   <w:num w:numId="12" w16cid:durableId="1074741693">
-    <w:abstractNumId w:val="31"/>
+    <w:abstractNumId w:val="33"/>
   </w:num>
   <w:num w:numId="13" w16cid:durableId="795299044">
     <w:abstractNumId w:val="3"/>
   </w:num>
   <w:num w:numId="14" w16cid:durableId="795221775">
-    <w:abstractNumId w:val="26"/>
+    <w:abstractNumId w:val="28"/>
   </w:num>
   <w:num w:numId="15" w16cid:durableId="1186754046">
     <w:abstractNumId w:val="14"/>
   </w:num>
   <w:num w:numId="16" w16cid:durableId="1455052813">
-    <w:abstractNumId w:val="22"/>
+    <w:abstractNumId w:val="23"/>
   </w:num>
   <w:num w:numId="17" w16cid:durableId="282461471">
-    <w:abstractNumId w:val="42"/>
+    <w:abstractNumId w:val="44"/>
   </w:num>
   <w:num w:numId="18" w16cid:durableId="1094475782">
     <w:abstractNumId w:val="16"/>
   </w:num>
   <w:num w:numId="19" w16cid:durableId="944190951">
-    <w:abstractNumId w:val="19"/>
+    <w:abstractNumId w:val="20"/>
   </w:num>
   <w:num w:numId="20" w16cid:durableId="1603878619">
-    <w:abstractNumId w:val="25"/>
+    <w:abstractNumId w:val="26"/>
   </w:num>
   <w:num w:numId="21" w16cid:durableId="1652445853">
-    <w:abstractNumId w:val="30"/>
+    <w:abstractNumId w:val="32"/>
   </w:num>
   <w:num w:numId="22" w16cid:durableId="1073432355">
     <w:abstractNumId w:val="5"/>
@@ -8579,49 +8680,49 @@
     <w:abstractNumId w:val="8"/>
   </w:num>
   <w:num w:numId="25" w16cid:durableId="195431269">
-    <w:abstractNumId w:val="44"/>
+    <w:abstractNumId w:val="46"/>
   </w:num>
   <w:num w:numId="26" w16cid:durableId="1035083944">
+    <w:abstractNumId w:val="42"/>
+  </w:num>
+  <w:num w:numId="27" w16cid:durableId="1919247724">
     <w:abstractNumId w:val="40"/>
   </w:num>
-  <w:num w:numId="27" w16cid:durableId="1919247724">
-    <w:abstractNumId w:val="38"/>
-  </w:num>
   <w:num w:numId="28" w16cid:durableId="550580910">
-    <w:abstractNumId w:val="37"/>
+    <w:abstractNumId w:val="39"/>
   </w:num>
   <w:num w:numId="29" w16cid:durableId="1083457456">
-    <w:abstractNumId w:val="24"/>
+    <w:abstractNumId w:val="25"/>
   </w:num>
   <w:num w:numId="30" w16cid:durableId="1871258689">
     <w:abstractNumId w:val="12"/>
   </w:num>
   <w:num w:numId="31" w16cid:durableId="1275209203">
-    <w:abstractNumId w:val="46"/>
+    <w:abstractNumId w:val="48"/>
   </w:num>
   <w:num w:numId="32" w16cid:durableId="2011370560">
     <w:abstractNumId w:val="9"/>
   </w:num>
   <w:num w:numId="33" w16cid:durableId="1818187894">
-    <w:abstractNumId w:val="43"/>
+    <w:abstractNumId w:val="45"/>
   </w:num>
   <w:num w:numId="34" w16cid:durableId="368771961">
     <w:abstractNumId w:val="10"/>
   </w:num>
   <w:num w:numId="35" w16cid:durableId="1410078117">
-    <w:abstractNumId w:val="27"/>
+    <w:abstractNumId w:val="29"/>
   </w:num>
   <w:num w:numId="36" w16cid:durableId="1516191706">
     <w:abstractNumId w:val="4"/>
   </w:num>
   <w:num w:numId="37" w16cid:durableId="560598853">
-    <w:abstractNumId w:val="29"/>
+    <w:abstractNumId w:val="31"/>
   </w:num>
   <w:num w:numId="38" w16cid:durableId="899905495">
-    <w:abstractNumId w:val="32"/>
+    <w:abstractNumId w:val="34"/>
   </w:num>
   <w:num w:numId="39" w16cid:durableId="53506097">
-    <w:abstractNumId w:val="39"/>
+    <w:abstractNumId w:val="41"/>
   </w:num>
   <w:num w:numId="40" w16cid:durableId="327711925">
     <w:abstractNumId w:val="1"/>
@@ -8633,19 +8734,25 @@
     <w:abstractNumId w:val="7"/>
   </w:num>
   <w:num w:numId="43" w16cid:durableId="336807398">
-    <w:abstractNumId w:val="18"/>
+    <w:abstractNumId w:val="19"/>
   </w:num>
   <w:num w:numId="44" w16cid:durableId="979965824">
-    <w:abstractNumId w:val="21"/>
+    <w:abstractNumId w:val="22"/>
   </w:num>
   <w:num w:numId="45" w16cid:durableId="1947346397">
-    <w:abstractNumId w:val="33"/>
+    <w:abstractNumId w:val="35"/>
   </w:num>
   <w:num w:numId="46" w16cid:durableId="48118873">
-    <w:abstractNumId w:val="28"/>
+    <w:abstractNumId w:val="30"/>
   </w:num>
   <w:num w:numId="47" w16cid:durableId="1386179750">
-    <w:abstractNumId w:val="35"/>
+    <w:abstractNumId w:val="37"/>
+  </w:num>
+  <w:num w:numId="48" w16cid:durableId="31275373">
+    <w:abstractNumId w:val="27"/>
+  </w:num>
+  <w:num w:numId="49" w16cid:durableId="6445583">
+    <w:abstractNumId w:val="17"/>
   </w:num>
 </w:numbering>
 </file>
@@ -9473,6 +9580,62 @@
 </file>
 
 <file path=customXml/item1.xml><?xml version="1.0" encoding="utf-8"?>
+<p:properties xmlns:p="http://schemas.microsoft.com/office/2006/metadata/properties" xmlns:xsi="http://www.w3.org/2001/XMLSchema-instance" xmlns:pc="http://schemas.microsoft.com/office/infopath/2007/PartnerControls">
+  <documentManagement>
+    <Owner xmlns="fdc35db0-dc91-4158-aaf2-c3a1b41d2589">
+      <UserInfo>
+        <DisplayName/>
+        <AccountId xsi:nil="true"/>
+        <AccountType/>
+      </UserInfo>
+    </Owner>
+    <AppVersion xmlns="fdc35db0-dc91-4158-aaf2-c3a1b41d2589" xsi:nil="true"/>
+    <DefaultSectionNames xmlns="fdc35db0-dc91-4158-aaf2-c3a1b41d2589" xsi:nil="true"/>
+    <Self_Registration_Enabled xmlns="fdc35db0-dc91-4158-aaf2-c3a1b41d2589" xsi:nil="true"/>
+    <Students xmlns="fdc35db0-dc91-4158-aaf2-c3a1b41d2589">
+      <UserInfo>
+        <DisplayName/>
+        <AccountId xsi:nil="true"/>
+        <AccountType/>
+      </UserInfo>
+    </Students>
+    <Student_Groups xmlns="fdc35db0-dc91-4158-aaf2-c3a1b41d2589">
+      <UserInfo>
+        <DisplayName/>
+        <AccountId xsi:nil="true"/>
+        <AccountType/>
+      </UserInfo>
+    </Student_Groups>
+    <Invited_Students xmlns="fdc35db0-dc91-4158-aaf2-c3a1b41d2589" xsi:nil="true"/>
+    <_activity xmlns="fdc35db0-dc91-4158-aaf2-c3a1b41d2589" xsi:nil="true"/>
+    <Teachers xmlns="fdc35db0-dc91-4158-aaf2-c3a1b41d2589">
+      <UserInfo>
+        <DisplayName/>
+        <AccountId xsi:nil="true"/>
+        <AccountType/>
+      </UserInfo>
+    </Teachers>
+    <Invited_Teachers xmlns="fdc35db0-dc91-4158-aaf2-c3a1b41d2589" xsi:nil="true"/>
+    <Is_Collaboration_Space_Locked xmlns="fdc35db0-dc91-4158-aaf2-c3a1b41d2589" xsi:nil="true"/>
+    <Templates xmlns="fdc35db0-dc91-4158-aaf2-c3a1b41d2589" xsi:nil="true"/>
+    <Has_Teacher_Only_SectionGroup xmlns="fdc35db0-dc91-4158-aaf2-c3a1b41d2589" xsi:nil="true"/>
+    <NotebookType xmlns="fdc35db0-dc91-4158-aaf2-c3a1b41d2589" xsi:nil="true"/>
+    <FolderType xmlns="fdc35db0-dc91-4158-aaf2-c3a1b41d2589" xsi:nil="true"/>
+    <CultureName xmlns="fdc35db0-dc91-4158-aaf2-c3a1b41d2589" xsi:nil="true"/>
+  </documentManagement>
+</p:properties>
+</file>
+
+<file path=customXml/item2.xml><?xml version="1.0" encoding="utf-8"?>
+<?mso-contentType ?>
+<FormTemplates xmlns="http://schemas.microsoft.com/sharepoint/v3/contenttype/forms">
+  <Display>DocumentLibraryForm</Display>
+  <Edit>DocumentLibraryForm</Edit>
+  <New>DocumentLibraryForm</New>
+</FormTemplates>
+</file>
+
+<file path=customXml/item3.xml><?xml version="1.0" encoding="utf-8"?>
 <ct:contentTypeSchema xmlns:ct="http://schemas.microsoft.com/office/2006/metadata/contentType" xmlns:ma="http://schemas.microsoft.com/office/2006/metadata/properties/metaAttributes" ct:_="" ma:_="" ma:contentTypeName="Dokument" ma:contentTypeID="0x010100B0B0F191BED22940B412138AE6EAE66B" ma:contentTypeVersion="34" ma:contentTypeDescription="Vytvoří nový dokument" ma:contentTypeScope="" ma:versionID="a5bf70d66fefe011abbbcbc2578c438e">
   <xsd:schema xmlns:xsd="http://www.w3.org/2001/XMLSchema" xmlns:xs="http://www.w3.org/2001/XMLSchema" xmlns:p="http://schemas.microsoft.com/office/2006/metadata/properties" xmlns:ns3="a83ea8c4-8086-4698-a6cf-c077e75c423d" xmlns:ns4="fdc35db0-dc91-4158-aaf2-c3a1b41d2589" targetNamespace="http://schemas.microsoft.com/office/2006/metadata/properties" ma:root="true" ma:fieldsID="6c1130b03c6d4039e6a1bed9b97bead6" ns3:_="" ns4:_="">
     <xsd:import namespace="a83ea8c4-8086-4698-a6cf-c077e75c423d"/>
@@ -9885,63 +10048,25 @@
 </ct:contentTypeSchema>
 </file>
 
-<file path=customXml/item2.xml><?xml version="1.0" encoding="utf-8"?>
-<?mso-contentType ?>
-<FormTemplates xmlns="http://schemas.microsoft.com/sharepoint/v3/contenttype/forms">
-  <Display>DocumentLibraryForm</Display>
-  <Edit>DocumentLibraryForm</Edit>
-  <New>DocumentLibraryForm</New>
-</FormTemplates>
+<file path=customXml/itemProps1.xml><?xml version="1.0" encoding="utf-8"?>
+<ds:datastoreItem xmlns:ds="http://schemas.openxmlformats.org/officeDocument/2006/customXml" ds:itemID="{493C7D9B-59AB-4D70-86D3-62F61E838003}">
+  <ds:schemaRefs>
+    <ds:schemaRef ds:uri="http://schemas.microsoft.com/office/2006/metadata/properties"/>
+    <ds:schemaRef ds:uri="http://schemas.microsoft.com/office/infopath/2007/PartnerControls"/>
+    <ds:schemaRef ds:uri="fdc35db0-dc91-4158-aaf2-c3a1b41d2589"/>
+  </ds:schemaRefs>
+</ds:datastoreItem>
 </file>
 
-<file path=customXml/item3.xml><?xml version="1.0" encoding="utf-8"?>
-<p:properties xmlns:p="http://schemas.microsoft.com/office/2006/metadata/properties" xmlns:xsi="http://www.w3.org/2001/XMLSchema-instance" xmlns:pc="http://schemas.microsoft.com/office/infopath/2007/PartnerControls">
-  <documentManagement>
-    <Owner xmlns="fdc35db0-dc91-4158-aaf2-c3a1b41d2589">
-      <UserInfo>
-        <DisplayName/>
-        <AccountId xsi:nil="true"/>
-        <AccountType/>
-      </UserInfo>
-    </Owner>
-    <AppVersion xmlns="fdc35db0-dc91-4158-aaf2-c3a1b41d2589" xsi:nil="true"/>
-    <DefaultSectionNames xmlns="fdc35db0-dc91-4158-aaf2-c3a1b41d2589" xsi:nil="true"/>
-    <Self_Registration_Enabled xmlns="fdc35db0-dc91-4158-aaf2-c3a1b41d2589" xsi:nil="true"/>
-    <Students xmlns="fdc35db0-dc91-4158-aaf2-c3a1b41d2589">
-      <UserInfo>
-        <DisplayName/>
-        <AccountId xsi:nil="true"/>
-        <AccountType/>
-      </UserInfo>
-    </Students>
-    <Student_Groups xmlns="fdc35db0-dc91-4158-aaf2-c3a1b41d2589">
-      <UserInfo>
-        <DisplayName/>
-        <AccountId xsi:nil="true"/>
-        <AccountType/>
-      </UserInfo>
-    </Student_Groups>
-    <Invited_Students xmlns="fdc35db0-dc91-4158-aaf2-c3a1b41d2589" xsi:nil="true"/>
-    <_activity xmlns="fdc35db0-dc91-4158-aaf2-c3a1b41d2589" xsi:nil="true"/>
-    <Teachers xmlns="fdc35db0-dc91-4158-aaf2-c3a1b41d2589">
-      <UserInfo>
-        <DisplayName/>
-        <AccountId xsi:nil="true"/>
-        <AccountType/>
-      </UserInfo>
-    </Teachers>
-    <Invited_Teachers xmlns="fdc35db0-dc91-4158-aaf2-c3a1b41d2589" xsi:nil="true"/>
-    <Is_Collaboration_Space_Locked xmlns="fdc35db0-dc91-4158-aaf2-c3a1b41d2589" xsi:nil="true"/>
-    <Templates xmlns="fdc35db0-dc91-4158-aaf2-c3a1b41d2589" xsi:nil="true"/>
-    <Has_Teacher_Only_SectionGroup xmlns="fdc35db0-dc91-4158-aaf2-c3a1b41d2589" xsi:nil="true"/>
-    <NotebookType xmlns="fdc35db0-dc91-4158-aaf2-c3a1b41d2589" xsi:nil="true"/>
-    <FolderType xmlns="fdc35db0-dc91-4158-aaf2-c3a1b41d2589" xsi:nil="true"/>
-    <CultureName xmlns="fdc35db0-dc91-4158-aaf2-c3a1b41d2589" xsi:nil="true"/>
-  </documentManagement>
-</p:properties>
+<file path=customXml/itemProps2.xml><?xml version="1.0" encoding="utf-8"?>
+<ds:datastoreItem xmlns:ds="http://schemas.openxmlformats.org/officeDocument/2006/customXml" ds:itemID="{93A08CFF-8068-4512-8C1B-A84E8E7574E6}">
+  <ds:schemaRefs>
+    <ds:schemaRef ds:uri="http://schemas.microsoft.com/sharepoint/v3/contenttype/forms"/>
+  </ds:schemaRefs>
+</ds:datastoreItem>
 </file>
 
-<file path=customXml/itemProps1.xml><?xml version="1.0" encoding="utf-8"?>
+<file path=customXml/itemProps3.xml><?xml version="1.0" encoding="utf-8"?>
 <ds:datastoreItem xmlns:ds="http://schemas.openxmlformats.org/officeDocument/2006/customXml" ds:itemID="{EA2FCBA6-A733-4171-B70D-432C69616C80}">
   <ds:schemaRefs>
     <ds:schemaRef ds:uri="http://schemas.microsoft.com/office/2006/metadata/contentType"/>
@@ -9958,22 +10083,4 @@
     <ds:schemaRef ds:uri="http://schemas.microsoft.com/internal/obd"/>
   </ds:schemaRefs>
 </ds:datastoreItem>
-</file>
-
-<file path=customXml/itemProps2.xml><?xml version="1.0" encoding="utf-8"?>
-<ds:datastoreItem xmlns:ds="http://schemas.openxmlformats.org/officeDocument/2006/customXml" ds:itemID="{93A08CFF-8068-4512-8C1B-A84E8E7574E6}">
-  <ds:schemaRefs>
-    <ds:schemaRef ds:uri="http://schemas.microsoft.com/sharepoint/v3/contenttype/forms"/>
-  </ds:schemaRefs>
-</ds:datastoreItem>
-</file>
-
-<file path=customXml/itemProps3.xml><?xml version="1.0" encoding="utf-8"?>
-<ds:datastoreItem xmlns:ds="http://schemas.openxmlformats.org/officeDocument/2006/customXml" ds:itemID="{493C7D9B-59AB-4D70-86D3-62F61E838003}">
-  <ds:schemaRefs>
-    <ds:schemaRef ds:uri="http://schemas.microsoft.com/office/2006/metadata/properties"/>
-    <ds:schemaRef ds:uri="http://schemas.microsoft.com/office/infopath/2007/PartnerControls"/>
-    <ds:schemaRef ds:uri="fdc35db0-dc91-4158-aaf2-c3a1b41d2589"/>
-  </ds:schemaRefs>
-</ds:datastoreItem>
 </file>